--- a/Инфокоммуникационные системы и сети/Лабы/Лабораторная работа #6/Лабораторная работа #6.docx
+++ b/Инфокоммуникационные системы и сети/Лабы/Лабораторная работа #6/Лабораторная работа #6.docx
@@ -5,9 +5,6 @@
     <w:p>
       <w:pPr>
         <w:pStyle w:val="a3"/>
-        <w:rPr>
-          <w:lang w:val="en-US"/>
-        </w:rPr>
       </w:pPr>
       <w:r>
         <w:t xml:space="preserve">Лабораторная работа </w:t>
@@ -16,9 +13,6 @@
     <w:p>
       <w:pPr>
         <w:pStyle w:val="a3"/>
-        <w:rPr>
-          <w:lang w:val="en-US"/>
-        </w:rPr>
       </w:pPr>
       <w:r>
         <w:t xml:space="preserve">ИССЛЕДОВАНИЕ АРХИТЕКТУРЫ ПРОТОКОЛОВ ARP и ICMP </w:t>
@@ -27,25 +21,16 @@
     <w:p>
       <w:pPr>
         <w:pStyle w:val="a3"/>
-        <w:rPr>
-          <w:lang w:val="en-US"/>
-        </w:rPr>
       </w:pPr>
     </w:p>
     <w:p>
       <w:pPr>
         <w:pStyle w:val="a3"/>
-        <w:rPr>
-          <w:lang w:val="en-US"/>
-        </w:rPr>
       </w:pPr>
     </w:p>
     <w:p>
       <w:pPr>
         <w:pStyle w:val="a3"/>
-        <w:rPr>
-          <w:lang w:val="en-US"/>
-        </w:rPr>
       </w:pPr>
       <w:r>
         <w:t>1 ЦЕЛЬ РАБОТЫ</w:t>
@@ -54,17 +39,11 @@
     <w:p>
       <w:pPr>
         <w:pStyle w:val="a5"/>
-        <w:rPr>
-          <w:lang w:val="en-US"/>
-        </w:rPr>
-      </w:pPr>
-    </w:p>
-    <w:p>
-      <w:pPr>
-        <w:pStyle w:val="a5"/>
-        <w:rPr>
-          <w:lang w:val="en-US"/>
-        </w:rPr>
+      </w:pPr>
+    </w:p>
+    <w:p>
+      <w:pPr>
+        <w:pStyle w:val="a5"/>
       </w:pPr>
       <w:r>
         <w:t>Целью работы является углубление теоретических знаний по архитектуре протоколов стека TCP/IP, исследование способов разрешения адресов, контроля и управления сетью, а также приобретение практических навыков конфигурации и исследования функционирования компьютерных сетей.</w:t>
@@ -73,9 +52,6 @@
     <w:p>
       <w:pPr>
         <w:pStyle w:val="a5"/>
-        <w:rPr>
-          <w:lang w:val="en-US"/>
-        </w:rPr>
       </w:pPr>
     </w:p>
     <w:p>
@@ -83,9 +59,6 @@
         <w:pStyle w:val="a3"/>
       </w:pPr>
       <w:r>
-        <w:rPr>
-          <w:lang w:val="en-US"/>
-        </w:rPr>
         <w:t>2</w:t>
       </w:r>
       <w:r>
@@ -165,23 +138,7 @@
         <w:t>.</w:t>
       </w:r>
       <w:r>
-        <w:t xml:space="preserve"> Выполнить в режиме симулирования (</w:t>
-      </w:r>
-      <w:proofErr w:type="spellStart"/>
-      <w:r>
-        <w:t>Simulation</w:t>
-      </w:r>
-      <w:proofErr w:type="spellEnd"/>
-      <w:r>
-        <w:t xml:space="preserve">) </w:t>
-      </w:r>
-      <w:proofErr w:type="spellStart"/>
-      <w:r>
-        <w:t>пингование</w:t>
-      </w:r>
-      <w:proofErr w:type="spellEnd"/>
-      <w:r>
-        <w:t xml:space="preserve"> между персональными компьютерами левой подсети и записать типы используемых пакетов и последовательность обмена пакетами между всеми устройствами сети. </w:t>
+        <w:t xml:space="preserve"> Выполнить в режиме симулирования (Simulation) пингование между персональными компьютерами левой подсети и записать типы используемых пакетов и последовательность обмена пакетами между всеми устройствами сети. </w:t>
       </w:r>
     </w:p>
     <w:p>
@@ -223,15 +180,7 @@
         <w:t>.</w:t>
       </w:r>
       <w:r>
-        <w:t xml:space="preserve"> Выполнить в режиме симулирования </w:t>
-      </w:r>
-      <w:proofErr w:type="spellStart"/>
-      <w:r>
-        <w:t>пингование</w:t>
-      </w:r>
-      <w:proofErr w:type="spellEnd"/>
-      <w:r>
-        <w:t xml:space="preserve"> между персональными компьютерами левой подсети и персональными компьютерами правой подсети и записать типы используемых пакетов и последовательность обмена пакетами между всеми устройствами сети. </w:t>
+        <w:t xml:space="preserve"> Выполнить в режиме симулирования пингование между персональными компьютерами левой подсети и персональными компьютерами правой подсети и записать типы используемых пакетов и последовательность обмена пакетами между всеми устройствами сети. </w:t>
       </w:r>
     </w:p>
     <w:p>
@@ -260,7 +209,13 @@
         <w:t>.</w:t>
       </w:r>
       <w:r>
-        <w:t xml:space="preserve"> Исследовать в режиме симуляции состав заголовков используемых пакетов. </w:t>
+        <w:t xml:space="preserve"> Исследовать в режиме симуляции состав заголовков используемых</w:t>
+      </w:r>
+      <w:r>
+        <w:t xml:space="preserve"> </w:t>
+      </w:r>
+      <w:r>
+        <w:t xml:space="preserve">пакетов. </w:t>
       </w:r>
     </w:p>
     <w:p>
@@ -285,15 +240,1679 @@
     </w:p>
     <w:p>
       <w:pPr>
-        <w:pStyle w:val="a3"/>
-        <w:jc w:val="both"/>
+        <w:pStyle w:val="a5"/>
+      </w:pPr>
+      <w:r>
+        <w:t>1. Схема локальной компьютерной сети составлена (Рисунок 1).</w:t>
+      </w:r>
+    </w:p>
+    <w:p>
+      <w:pPr>
+        <w:pStyle w:val="a5"/>
+        <w:ind w:firstLine="0"/>
+      </w:pPr>
+    </w:p>
+    <w:p>
+      <w:pPr>
+        <w:pStyle w:val="a5"/>
+        <w:ind w:firstLine="0"/>
+        <w:jc w:val="center"/>
+      </w:pPr>
+      <w:r>
+        <w:rPr>
+          <w:noProof/>
+        </w:rPr>
+        <w:drawing>
+          <wp:inline distT="0" distB="0" distL="0" distR="0" wp14:anchorId="1E7CA8A8" wp14:editId="0F21B0F6">
+            <wp:extent cx="3997842" cy="2692721"/>
+            <wp:effectExtent l="0" t="0" r="3175" b="0"/>
+            <wp:docPr id="1873731731" name="Рисунок 1"/>
+            <wp:cNvGraphicFramePr>
+              <a:graphicFrameLocks xmlns:a="http://schemas.openxmlformats.org/drawingml/2006/main" noChangeAspect="1"/>
+            </wp:cNvGraphicFramePr>
+            <a:graphic xmlns:a="http://schemas.openxmlformats.org/drawingml/2006/main">
+              <a:graphicData uri="http://schemas.openxmlformats.org/drawingml/2006/picture">
+                <pic:pic xmlns:pic="http://schemas.openxmlformats.org/drawingml/2006/picture">
+                  <pic:nvPicPr>
+                    <pic:cNvPr id="1873731731" name=""/>
+                    <pic:cNvPicPr/>
+                  </pic:nvPicPr>
+                  <pic:blipFill>
+                    <a:blip r:embed="rId5"/>
+                    <a:stretch>
+                      <a:fillRect/>
+                    </a:stretch>
+                  </pic:blipFill>
+                  <pic:spPr>
+                    <a:xfrm>
+                      <a:off x="0" y="0"/>
+                      <a:ext cx="4008680" cy="2700021"/>
+                    </a:xfrm>
+                    <a:prstGeom prst="rect">
+                      <a:avLst/>
+                    </a:prstGeom>
+                  </pic:spPr>
+                </pic:pic>
+              </a:graphicData>
+            </a:graphic>
+          </wp:inline>
+        </w:drawing>
+      </w:r>
+    </w:p>
+    <w:p>
+      <w:pPr>
+        <w:pStyle w:val="a5"/>
+        <w:ind w:firstLine="0"/>
+        <w:jc w:val="center"/>
+      </w:pPr>
+      <w:r>
+        <w:t>Рисунок 1 – Схема локальной сети</w:t>
+      </w:r>
+    </w:p>
+    <w:p>
+      <w:pPr>
+        <w:pStyle w:val="a5"/>
+        <w:ind w:firstLine="0"/>
+      </w:pPr>
+    </w:p>
+    <w:p>
+      <w:pPr>
+        <w:pStyle w:val="a5"/>
+      </w:pPr>
+      <w:r>
+        <w:t xml:space="preserve">2. </w:t>
+      </w:r>
+      <w:r>
+        <w:t xml:space="preserve">Адрес левой подсети сформировать в виде </w:t>
+      </w:r>
+      <w:r>
+        <w:t>71</w:t>
+      </w:r>
+      <w:r>
+        <w:t xml:space="preserve">.0.0.0, а адрес правой подсети в виде </w:t>
+      </w:r>
+      <w:r>
+        <w:t>17</w:t>
+      </w:r>
+      <w:r>
+        <w:t xml:space="preserve">.0.0.0, где </w:t>
+      </w:r>
+      <w:r>
+        <w:t xml:space="preserve">1 </w:t>
+      </w:r>
+      <w:r>
+        <w:t>- последняя цифра зачетной книжки</w:t>
+      </w:r>
+      <w:r>
+        <w:t xml:space="preserve"> </w:t>
+      </w:r>
+      <w:r>
         <w:rPr>
           <w:lang w:val="en-US"/>
         </w:rPr>
+        <w:t>X</w:t>
+      </w:r>
+      <w:r>
+        <w:t xml:space="preserve">, а </w:t>
+      </w:r>
+      <w:r>
+        <w:t xml:space="preserve">7 </w:t>
+      </w:r>
+      <w:r>
+        <w:t>предпоследняя</w:t>
+      </w:r>
+      <w:r>
+        <w:t xml:space="preserve"> </w:t>
+      </w:r>
+      <w:r>
+        <w:rPr>
+          <w:lang w:val="en-US"/>
+        </w:rPr>
+        <w:t>Y</w:t>
+      </w:r>
+      <w:r>
+        <w:t>.</w:t>
+      </w:r>
+    </w:p>
+    <w:p>
+      <w:pPr>
+        <w:pStyle w:val="a5"/>
+        <w:ind w:firstLine="0"/>
+      </w:pPr>
+    </w:p>
+    <w:p>
+      <w:pPr>
+        <w:pStyle w:val="a5"/>
+        <w:ind w:firstLine="0"/>
+        <w:jc w:val="center"/>
+        <w:rPr>
+          <w:lang w:val="en-US"/>
+        </w:rPr>
+      </w:pPr>
+      <w:r>
+        <w:rPr>
+          <w:noProof/>
+          <w:lang w:val="en-US"/>
+        </w:rPr>
+        <w:drawing>
+          <wp:inline distT="0" distB="0" distL="0" distR="0" wp14:anchorId="56C54FF1" wp14:editId="08A7D1D0">
+            <wp:extent cx="2946217" cy="2626242"/>
+            <wp:effectExtent l="0" t="0" r="6985" b="3175"/>
+            <wp:docPr id="425011844" name="Рисунок 1"/>
+            <wp:cNvGraphicFramePr>
+              <a:graphicFrameLocks xmlns:a="http://schemas.openxmlformats.org/drawingml/2006/main" noChangeAspect="1"/>
+            </wp:cNvGraphicFramePr>
+            <a:graphic xmlns:a="http://schemas.openxmlformats.org/drawingml/2006/main">
+              <a:graphicData uri="http://schemas.openxmlformats.org/drawingml/2006/picture">
+                <pic:pic xmlns:pic="http://schemas.openxmlformats.org/drawingml/2006/picture">
+                  <pic:nvPicPr>
+                    <pic:cNvPr id="425011844" name=""/>
+                    <pic:cNvPicPr/>
+                  </pic:nvPicPr>
+                  <pic:blipFill>
+                    <a:blip r:embed="rId6"/>
+                    <a:stretch>
+                      <a:fillRect/>
+                    </a:stretch>
+                  </pic:blipFill>
+                  <pic:spPr>
+                    <a:xfrm>
+                      <a:off x="0" y="0"/>
+                      <a:ext cx="2958839" cy="2637493"/>
+                    </a:xfrm>
+                    <a:prstGeom prst="rect">
+                      <a:avLst/>
+                    </a:prstGeom>
+                  </pic:spPr>
+                </pic:pic>
+              </a:graphicData>
+            </a:graphic>
+          </wp:inline>
+        </w:drawing>
+      </w:r>
+      <w:r>
+        <w:rPr>
+          <w:noProof/>
+          <w:lang w:val="en-US"/>
+        </w:rPr>
+        <w:drawing>
+          <wp:inline distT="0" distB="0" distL="0" distR="0" wp14:anchorId="0AF759A4" wp14:editId="5E8AA612">
+            <wp:extent cx="2943820" cy="2615610"/>
+            <wp:effectExtent l="0" t="0" r="9525" b="0"/>
+            <wp:docPr id="1555678373" name="Рисунок 1"/>
+            <wp:cNvGraphicFramePr>
+              <a:graphicFrameLocks xmlns:a="http://schemas.openxmlformats.org/drawingml/2006/main" noChangeAspect="1"/>
+            </wp:cNvGraphicFramePr>
+            <a:graphic xmlns:a="http://schemas.openxmlformats.org/drawingml/2006/main">
+              <a:graphicData uri="http://schemas.openxmlformats.org/drawingml/2006/picture">
+                <pic:pic xmlns:pic="http://schemas.openxmlformats.org/drawingml/2006/picture">
+                  <pic:nvPicPr>
+                    <pic:cNvPr id="1555678373" name=""/>
+                    <pic:cNvPicPr/>
+                  </pic:nvPicPr>
+                  <pic:blipFill>
+                    <a:blip r:embed="rId7"/>
+                    <a:stretch>
+                      <a:fillRect/>
+                    </a:stretch>
+                  </pic:blipFill>
+                  <pic:spPr>
+                    <a:xfrm>
+                      <a:off x="0" y="0"/>
+                      <a:ext cx="2954315" cy="2624935"/>
+                    </a:xfrm>
+                    <a:prstGeom prst="rect">
+                      <a:avLst/>
+                    </a:prstGeom>
+                  </pic:spPr>
+                </pic:pic>
+              </a:graphicData>
+            </a:graphic>
+          </wp:inline>
+        </w:drawing>
+      </w:r>
+    </w:p>
+    <w:p>
+      <w:pPr>
+        <w:pStyle w:val="a5"/>
+        <w:ind w:firstLine="0"/>
+        <w:jc w:val="center"/>
+      </w:pPr>
+      <w:r>
+        <w:t>Рисунок</w:t>
+      </w:r>
+      <w:r>
+        <w:t xml:space="preserve"> 2 – </w:t>
+      </w:r>
+      <w:r>
+        <w:rPr>
+          <w:lang w:val="en-US"/>
+        </w:rPr>
+        <w:t>IP</w:t>
+      </w:r>
+      <w:r>
+        <w:t xml:space="preserve"> </w:t>
+      </w:r>
+      <w:r>
+        <w:t>для</w:t>
+      </w:r>
+      <w:r>
+        <w:t xml:space="preserve"> </w:t>
+      </w:r>
+      <w:r>
+        <w:rPr>
+          <w:lang w:val="en-US"/>
+        </w:rPr>
+        <w:t>FastEthernet</w:t>
+      </w:r>
+      <w:r>
+        <w:t xml:space="preserve">0/0 </w:t>
+      </w:r>
+      <w:r>
+        <w:t>и</w:t>
+      </w:r>
+      <w:r>
+        <w:t xml:space="preserve"> </w:t>
+      </w:r>
+      <w:r>
+        <w:rPr>
+          <w:lang w:val="en-US"/>
+        </w:rPr>
+        <w:t>FastEthernet</w:t>
+      </w:r>
+      <w:r>
+        <w:t xml:space="preserve">0/1 </w:t>
+      </w:r>
+      <w:r>
+        <w:t>для</w:t>
+      </w:r>
+      <w:r>
+        <w:t xml:space="preserve"> </w:t>
+      </w:r>
+      <w:r>
+        <w:t>левой</w:t>
+      </w:r>
+      <w:r>
+        <w:t xml:space="preserve"> </w:t>
+      </w:r>
+      <w:r>
+        <w:t>и</w:t>
+      </w:r>
+      <w:r>
+        <w:t xml:space="preserve"> </w:t>
+      </w:r>
+      <w:r>
+        <w:t>правой подсети соответственно</w:t>
+      </w:r>
+    </w:p>
+    <w:p>
+      <w:pPr>
+        <w:pStyle w:val="a5"/>
+      </w:pPr>
+      <w:r>
+        <w:lastRenderedPageBreak/>
+        <w:t xml:space="preserve">3. </w:t>
+      </w:r>
+      <w:r>
+        <w:rPr>
+          <w:lang w:val="en-US"/>
+        </w:rPr>
+        <w:t>ARP</w:t>
+      </w:r>
+      <w:r>
+        <w:t xml:space="preserve"> </w:t>
+      </w:r>
+      <w:r>
+        <w:t>таблицы персональных компьютеров – пустые</w:t>
+      </w:r>
+      <w:r>
+        <w:t xml:space="preserve">, </w:t>
+      </w:r>
+      <w:r>
+        <w:t>маршрутизатора – изображено на рисунке 3.</w:t>
+      </w:r>
+    </w:p>
+    <w:p>
+      <w:pPr>
+        <w:pStyle w:val="a5"/>
+      </w:pPr>
+    </w:p>
+    <w:p>
+      <w:pPr>
+        <w:pStyle w:val="a5"/>
+        <w:ind w:firstLine="0"/>
+        <w:jc w:val="center"/>
+      </w:pPr>
+      <w:r>
+        <w:rPr>
+          <w:noProof/>
+        </w:rPr>
+        <w:drawing>
+          <wp:inline distT="0" distB="0" distL="0" distR="0" wp14:anchorId="453FF91B" wp14:editId="424449CA">
+            <wp:extent cx="3629532" cy="1009791"/>
+            <wp:effectExtent l="0" t="0" r="9525" b="0"/>
+            <wp:docPr id="1322168206" name="Рисунок 1"/>
+            <wp:cNvGraphicFramePr>
+              <a:graphicFrameLocks xmlns:a="http://schemas.openxmlformats.org/drawingml/2006/main" noChangeAspect="1"/>
+            </wp:cNvGraphicFramePr>
+            <a:graphic xmlns:a="http://schemas.openxmlformats.org/drawingml/2006/main">
+              <a:graphicData uri="http://schemas.openxmlformats.org/drawingml/2006/picture">
+                <pic:pic xmlns:pic="http://schemas.openxmlformats.org/drawingml/2006/picture">
+                  <pic:nvPicPr>
+                    <pic:cNvPr id="1322168206" name=""/>
+                    <pic:cNvPicPr/>
+                  </pic:nvPicPr>
+                  <pic:blipFill>
+                    <a:blip r:embed="rId8"/>
+                    <a:stretch>
+                      <a:fillRect/>
+                    </a:stretch>
+                  </pic:blipFill>
+                  <pic:spPr>
+                    <a:xfrm>
+                      <a:off x="0" y="0"/>
+                      <a:ext cx="3629532" cy="1009791"/>
+                    </a:xfrm>
+                    <a:prstGeom prst="rect">
+                      <a:avLst/>
+                    </a:prstGeom>
+                  </pic:spPr>
+                </pic:pic>
+              </a:graphicData>
+            </a:graphic>
+          </wp:inline>
+        </w:drawing>
+      </w:r>
+    </w:p>
+    <w:p>
+      <w:pPr>
+        <w:pStyle w:val="a5"/>
+        <w:ind w:firstLine="0"/>
+        <w:jc w:val="center"/>
+      </w:pPr>
+      <w:r>
+        <w:t xml:space="preserve">Рисунок 3 – </w:t>
+      </w:r>
+      <w:r>
+        <w:rPr>
+          <w:lang w:val="en-US"/>
+        </w:rPr>
+        <w:t>ARP</w:t>
+      </w:r>
+      <w:r>
+        <w:t xml:space="preserve"> </w:t>
+      </w:r>
+      <w:r>
+        <w:t>таблица маршрутизатора</w:t>
+      </w:r>
+    </w:p>
+    <w:p>
+      <w:pPr>
+        <w:pStyle w:val="a5"/>
+        <w:ind w:firstLine="0"/>
+      </w:pPr>
+    </w:p>
+    <w:p>
+      <w:pPr>
+        <w:pStyle w:val="a5"/>
+        <w:ind w:firstLine="0"/>
       </w:pPr>
       <w:r>
         <w:tab/>
       </w:r>
+      <w:r>
+        <w:t>4. Проводим пингование между персональными компьютерами левой подсети</w:t>
+      </w:r>
+      <w:r>
+        <w:t xml:space="preserve"> (Рисунок 4)</w:t>
+      </w:r>
+      <w:r>
+        <w:t>. Записываем типы используемых пакетов</w:t>
+      </w:r>
+      <w:r>
+        <w:t xml:space="preserve"> –</w:t>
+      </w:r>
+      <w:r>
+        <w:t xml:space="preserve"> все пакеты использовали тип</w:t>
+      </w:r>
+      <w:r>
+        <w:t xml:space="preserve"> </w:t>
+      </w:r>
+      <w:r>
+        <w:t xml:space="preserve">в деталях </w:t>
+      </w:r>
+      <w:r>
+        <w:rPr>
+          <w:lang w:val="en-US"/>
+        </w:rPr>
+        <w:t>PDU</w:t>
+      </w:r>
+      <w:r>
+        <w:t xml:space="preserve"> </w:t>
+      </w:r>
+      <w:r>
+        <w:t>0</w:t>
+      </w:r>
+      <w:r>
+        <w:rPr>
+          <w:lang w:val="en-US"/>
+        </w:rPr>
+        <w:t>x</w:t>
+      </w:r>
+      <w:r>
+        <w:t>800</w:t>
+      </w:r>
+      <w:r>
+        <w:t xml:space="preserve">, в </w:t>
+      </w:r>
+      <w:r>
+        <w:rPr>
+          <w:lang w:val="en-US"/>
+        </w:rPr>
+        <w:t>PDU</w:t>
+      </w:r>
+      <w:r>
+        <w:t xml:space="preserve"> </w:t>
+      </w:r>
+      <w:r>
+        <w:rPr>
+          <w:lang w:val="en-US"/>
+        </w:rPr>
+        <w:t>List</w:t>
+      </w:r>
+      <w:r>
+        <w:t xml:space="preserve"> </w:t>
+      </w:r>
+      <w:r>
+        <w:rPr>
+          <w:lang w:val="en-US"/>
+        </w:rPr>
+        <w:t>ICMP</w:t>
+      </w:r>
+      <w:r>
+        <w:t>.</w:t>
+      </w:r>
+    </w:p>
+    <w:p>
+      <w:pPr>
+        <w:pStyle w:val="a5"/>
+        <w:ind w:firstLine="0"/>
+      </w:pPr>
+    </w:p>
+    <w:p>
+      <w:pPr>
+        <w:pStyle w:val="a5"/>
+        <w:ind w:firstLine="0"/>
+        <w:jc w:val="center"/>
+      </w:pPr>
+      <w:r>
+        <w:rPr>
+          <w:noProof/>
+        </w:rPr>
+        <w:drawing>
+          <wp:inline distT="0" distB="0" distL="0" distR="0" wp14:anchorId="50424BBA" wp14:editId="1A600B72">
+            <wp:extent cx="5868219" cy="2057687"/>
+            <wp:effectExtent l="0" t="0" r="0" b="0"/>
+            <wp:docPr id="171296350" name="Рисунок 1"/>
+            <wp:cNvGraphicFramePr>
+              <a:graphicFrameLocks xmlns:a="http://schemas.openxmlformats.org/drawingml/2006/main" noChangeAspect="1"/>
+            </wp:cNvGraphicFramePr>
+            <a:graphic xmlns:a="http://schemas.openxmlformats.org/drawingml/2006/main">
+              <a:graphicData uri="http://schemas.openxmlformats.org/drawingml/2006/picture">
+                <pic:pic xmlns:pic="http://schemas.openxmlformats.org/drawingml/2006/picture">
+                  <pic:nvPicPr>
+                    <pic:cNvPr id="171296350" name=""/>
+                    <pic:cNvPicPr/>
+                  </pic:nvPicPr>
+                  <pic:blipFill>
+                    <a:blip r:embed="rId9"/>
+                    <a:stretch>
+                      <a:fillRect/>
+                    </a:stretch>
+                  </pic:blipFill>
+                  <pic:spPr>
+                    <a:xfrm>
+                      <a:off x="0" y="0"/>
+                      <a:ext cx="5868219" cy="2057687"/>
+                    </a:xfrm>
+                    <a:prstGeom prst="rect">
+                      <a:avLst/>
+                    </a:prstGeom>
+                  </pic:spPr>
+                </pic:pic>
+              </a:graphicData>
+            </a:graphic>
+          </wp:inline>
+        </w:drawing>
+      </w:r>
+    </w:p>
+    <w:p>
+      <w:pPr>
+        <w:pStyle w:val="a5"/>
+        <w:ind w:firstLine="0"/>
+        <w:jc w:val="center"/>
+      </w:pPr>
+      <w:r>
+        <w:t>Рисунок 4 – Пингование всех ПК</w:t>
+      </w:r>
+    </w:p>
+    <w:p>
+      <w:pPr>
+        <w:pStyle w:val="a5"/>
+        <w:ind w:firstLine="0"/>
+        <w:jc w:val="center"/>
+      </w:pPr>
+    </w:p>
+    <w:p>
+      <w:pPr>
+        <w:pStyle w:val="a5"/>
+        <w:ind w:firstLine="0"/>
+        <w:jc w:val="center"/>
+      </w:pPr>
+      <w:r>
+        <w:rPr>
+          <w:noProof/>
+        </w:rPr>
+        <w:drawing>
+          <wp:inline distT="0" distB="0" distL="0" distR="0" wp14:anchorId="08342775" wp14:editId="742262A8">
+            <wp:extent cx="3265894" cy="2923953"/>
+            <wp:effectExtent l="0" t="0" r="0" b="0"/>
+            <wp:docPr id="1075129614" name="Рисунок 1"/>
+            <wp:cNvGraphicFramePr>
+              <a:graphicFrameLocks xmlns:a="http://schemas.openxmlformats.org/drawingml/2006/main" noChangeAspect="1"/>
+            </wp:cNvGraphicFramePr>
+            <a:graphic xmlns:a="http://schemas.openxmlformats.org/drawingml/2006/main">
+              <a:graphicData uri="http://schemas.openxmlformats.org/drawingml/2006/picture">
+                <pic:pic xmlns:pic="http://schemas.openxmlformats.org/drawingml/2006/picture">
+                  <pic:nvPicPr>
+                    <pic:cNvPr id="1075129614" name=""/>
+                    <pic:cNvPicPr/>
+                  </pic:nvPicPr>
+                  <pic:blipFill>
+                    <a:blip r:embed="rId10"/>
+                    <a:stretch>
+                      <a:fillRect/>
+                    </a:stretch>
+                  </pic:blipFill>
+                  <pic:spPr>
+                    <a:xfrm>
+                      <a:off x="0" y="0"/>
+                      <a:ext cx="3275366" cy="2932433"/>
+                    </a:xfrm>
+                    <a:prstGeom prst="rect">
+                      <a:avLst/>
+                    </a:prstGeom>
+                  </pic:spPr>
+                </pic:pic>
+              </a:graphicData>
+            </a:graphic>
+          </wp:inline>
+        </w:drawing>
+      </w:r>
+    </w:p>
+    <w:p>
+      <w:pPr>
+        <w:pStyle w:val="a5"/>
+        <w:ind w:firstLine="0"/>
+        <w:jc w:val="center"/>
+      </w:pPr>
+      <w:r>
+        <w:t xml:space="preserve">Рисунок 5 – Детали </w:t>
+      </w:r>
+      <w:r>
+        <w:rPr>
+          <w:lang w:val="en-US"/>
+        </w:rPr>
+        <w:t>PDU</w:t>
+      </w:r>
+    </w:p>
+    <w:p>
+      <w:pPr>
+        <w:pStyle w:val="a5"/>
+        <w:ind w:firstLine="708"/>
+      </w:pPr>
+      <w:r>
+        <w:lastRenderedPageBreak/>
+        <w:t xml:space="preserve">5. </w:t>
+      </w:r>
+      <w:r>
+        <w:t xml:space="preserve">Исследовать </w:t>
+      </w:r>
+      <w:r>
+        <w:rPr>
+          <w:lang w:val="en-US"/>
+        </w:rPr>
+        <w:t>ARP</w:t>
+      </w:r>
+      <w:r>
+        <w:t xml:space="preserve"> </w:t>
+      </w:r>
+      <w:r>
+        <w:t xml:space="preserve">таблицы персональных компьютеров левой подсети. После пингования, </w:t>
+      </w:r>
+      <w:r>
+        <w:rPr>
+          <w:lang w:val="en-US"/>
+        </w:rPr>
+        <w:t>ARP</w:t>
+      </w:r>
+      <w:r>
+        <w:t xml:space="preserve"> </w:t>
+      </w:r>
+      <w:r>
+        <w:t>таблицы персональных компьютеров заполнились данными об адресах других ПК в подсети.</w:t>
+      </w:r>
+    </w:p>
+    <w:p>
+      <w:pPr>
+        <w:pStyle w:val="a5"/>
+        <w:ind w:firstLine="0"/>
+      </w:pPr>
+    </w:p>
+    <w:p>
+      <w:pPr>
+        <w:pStyle w:val="a5"/>
+        <w:ind w:firstLine="0"/>
+        <w:jc w:val="center"/>
+      </w:pPr>
+      <w:r>
+        <w:rPr>
+          <w:noProof/>
+        </w:rPr>
+        <w:drawing>
+          <wp:inline distT="0" distB="0" distL="0" distR="0" wp14:anchorId="7CDB6776" wp14:editId="1BCF1BD2">
+            <wp:extent cx="5940425" cy="2649220"/>
+            <wp:effectExtent l="0" t="0" r="3175" b="0"/>
+            <wp:docPr id="1930150650" name="Рисунок 1"/>
+            <wp:cNvGraphicFramePr>
+              <a:graphicFrameLocks xmlns:a="http://schemas.openxmlformats.org/drawingml/2006/main" noChangeAspect="1"/>
+            </wp:cNvGraphicFramePr>
+            <a:graphic xmlns:a="http://schemas.openxmlformats.org/drawingml/2006/main">
+              <a:graphicData uri="http://schemas.openxmlformats.org/drawingml/2006/picture">
+                <pic:pic xmlns:pic="http://schemas.openxmlformats.org/drawingml/2006/picture">
+                  <pic:nvPicPr>
+                    <pic:cNvPr id="1930150650" name=""/>
+                    <pic:cNvPicPr/>
+                  </pic:nvPicPr>
+                  <pic:blipFill>
+                    <a:blip r:embed="rId11"/>
+                    <a:stretch>
+                      <a:fillRect/>
+                    </a:stretch>
+                  </pic:blipFill>
+                  <pic:spPr>
+                    <a:xfrm>
+                      <a:off x="0" y="0"/>
+                      <a:ext cx="5940425" cy="2649220"/>
+                    </a:xfrm>
+                    <a:prstGeom prst="rect">
+                      <a:avLst/>
+                    </a:prstGeom>
+                  </pic:spPr>
+                </pic:pic>
+              </a:graphicData>
+            </a:graphic>
+          </wp:inline>
+        </w:drawing>
+      </w:r>
+    </w:p>
+    <w:p>
+      <w:pPr>
+        <w:pStyle w:val="a5"/>
+        <w:ind w:firstLine="0"/>
+        <w:jc w:val="center"/>
+      </w:pPr>
+      <w:r>
+        <w:rPr>
+          <w:noProof/>
+        </w:rPr>
+        <w:drawing>
+          <wp:inline distT="0" distB="0" distL="0" distR="0" wp14:anchorId="52EB71C3" wp14:editId="2D78181D">
+            <wp:extent cx="3362794" cy="1552792"/>
+            <wp:effectExtent l="0" t="0" r="0" b="9525"/>
+            <wp:docPr id="644337637" name="Рисунок 1"/>
+            <wp:cNvGraphicFramePr>
+              <a:graphicFrameLocks xmlns:a="http://schemas.openxmlformats.org/drawingml/2006/main" noChangeAspect="1"/>
+            </wp:cNvGraphicFramePr>
+            <a:graphic xmlns:a="http://schemas.openxmlformats.org/drawingml/2006/main">
+              <a:graphicData uri="http://schemas.openxmlformats.org/drawingml/2006/picture">
+                <pic:pic xmlns:pic="http://schemas.openxmlformats.org/drawingml/2006/picture">
+                  <pic:nvPicPr>
+                    <pic:cNvPr id="644337637" name=""/>
+                    <pic:cNvPicPr/>
+                  </pic:nvPicPr>
+                  <pic:blipFill>
+                    <a:blip r:embed="rId12"/>
+                    <a:stretch>
+                      <a:fillRect/>
+                    </a:stretch>
+                  </pic:blipFill>
+                  <pic:spPr>
+                    <a:xfrm>
+                      <a:off x="0" y="0"/>
+                      <a:ext cx="3362794" cy="1552792"/>
+                    </a:xfrm>
+                    <a:prstGeom prst="rect">
+                      <a:avLst/>
+                    </a:prstGeom>
+                  </pic:spPr>
+                </pic:pic>
+              </a:graphicData>
+            </a:graphic>
+          </wp:inline>
+        </w:drawing>
+      </w:r>
+    </w:p>
+    <w:p>
+      <w:pPr>
+        <w:pStyle w:val="a5"/>
+        <w:ind w:firstLine="0"/>
+        <w:jc w:val="center"/>
+      </w:pPr>
+      <w:r>
+        <w:t xml:space="preserve">Рисунок 6 – </w:t>
+      </w:r>
+      <w:r>
+        <w:rPr>
+          <w:lang w:val="en-US"/>
+        </w:rPr>
+        <w:t>ARP</w:t>
+      </w:r>
+      <w:r>
+        <w:t xml:space="preserve"> </w:t>
+      </w:r>
+      <w:r>
+        <w:t>таблицы персональных компьютеров левой подсети.</w:t>
+      </w:r>
+    </w:p>
+    <w:p>
+      <w:pPr>
+        <w:pStyle w:val="a5"/>
+        <w:ind w:firstLine="0"/>
+      </w:pPr>
+    </w:p>
+    <w:p>
+      <w:pPr>
+        <w:pStyle w:val="a5"/>
+        <w:ind w:firstLine="0"/>
+        <w:rPr>
+          <w:rFonts w:eastAsiaTheme="minorEastAsia"/>
+        </w:rPr>
+      </w:pPr>
+      <w:r>
+        <w:tab/>
+        <w:t xml:space="preserve">6. </w:t>
+      </w:r>
+      <w:r>
+        <w:t>В рамках симуляции произведено пингование из персональными компьютерами левой подсети в правую, в рамках которого были записаны типы использования пакетов (Рисунок 7). Последовательность обмена пакетами следующая</w:t>
+      </w:r>
+      <w:r>
+        <w:t xml:space="preserve">: </w:t>
+      </w:r>
+    </w:p>
+    <w:p>
+      <w:pPr>
+        <w:pStyle w:val="a5"/>
+        <w:ind w:firstLine="0"/>
+        <w:jc w:val="center"/>
+        <w:rPr>
+          <w:rFonts w:eastAsiaTheme="minorEastAsia"/>
+        </w:rPr>
+      </w:pPr>
+      <m:oMathPara>
+        <m:oMath>
+          <m:r>
+            <w:rPr>
+              <w:rFonts w:ascii="Cambria Math" w:hAnsi="Cambria Math"/>
+            </w:rPr>
+            <m:t>П</m:t>
+          </m:r>
+          <m:sSub>
+            <m:sSubPr>
+              <m:ctrlPr>
+                <w:rPr>
+                  <w:rFonts w:ascii="Cambria Math" w:hAnsi="Cambria Math"/>
+                  <w:i/>
+                </w:rPr>
+              </m:ctrlPr>
+            </m:sSubPr>
+            <m:e>
+              <m:r>
+                <w:rPr>
+                  <w:rFonts w:ascii="Cambria Math" w:hAnsi="Cambria Math"/>
+                </w:rPr>
+                <m:t>К</m:t>
+              </m:r>
+            </m:e>
+            <m:sub>
+              <m:r>
+                <w:rPr>
+                  <w:rFonts w:ascii="Cambria Math" w:hAnsi="Cambria Math"/>
+                </w:rPr>
+                <m:t>ЛП</m:t>
+              </m:r>
+            </m:sub>
+          </m:sSub>
+          <m:d>
+            <m:dPr>
+              <m:ctrlPr>
+                <w:rPr>
+                  <w:rFonts w:ascii="Cambria Math" w:hAnsi="Cambria Math"/>
+                  <w:i/>
+                </w:rPr>
+              </m:ctrlPr>
+            </m:dPr>
+            <m:e>
+              <m:r>
+                <w:rPr>
+                  <w:rFonts w:ascii="Cambria Math" w:hAnsi="Cambria Math"/>
+                </w:rPr>
+                <m:t>Послыает пинг</m:t>
+              </m:r>
+            </m:e>
+          </m:d>
+        </m:oMath>
+      </m:oMathPara>
+    </w:p>
+    <w:p>
+      <w:pPr>
+        <w:pStyle w:val="a5"/>
+        <w:ind w:firstLine="0"/>
+        <w:jc w:val="center"/>
+        <w:rPr>
+          <w:rFonts w:eastAsiaTheme="minorEastAsia"/>
+        </w:rPr>
+      </w:pPr>
+      <m:oMathPara>
+        <m:oMath>
+          <m:r>
+            <w:rPr>
+              <w:rFonts w:ascii="Cambria Math" w:hAnsi="Cambria Math"/>
+            </w:rPr>
+            <m:t>→Коммутато</m:t>
+          </m:r>
+          <m:sSub>
+            <m:sSubPr>
+              <m:ctrlPr>
+                <w:rPr>
+                  <w:rFonts w:ascii="Cambria Math" w:hAnsi="Cambria Math"/>
+                  <w:i/>
+                </w:rPr>
+              </m:ctrlPr>
+            </m:sSubPr>
+            <m:e>
+              <m:r>
+                <w:rPr>
+                  <w:rFonts w:ascii="Cambria Math" w:hAnsi="Cambria Math"/>
+                </w:rPr>
+                <m:t>р</m:t>
+              </m:r>
+            </m:e>
+            <m:sub>
+              <m:r>
+                <w:rPr>
+                  <w:rFonts w:ascii="Cambria Math" w:hAnsi="Cambria Math"/>
+                </w:rPr>
+                <m:t>ЛП</m:t>
+              </m:r>
+            </m:sub>
+          </m:sSub>
+          <m:r>
+            <w:rPr>
+              <w:rFonts w:ascii="Cambria Math" w:hAnsi="Cambria Math"/>
+            </w:rPr>
+            <m:t xml:space="preserve">→ </m:t>
+          </m:r>
+          <m:r>
+            <w:rPr>
+              <w:rFonts w:ascii="Cambria Math" w:eastAsiaTheme="minorEastAsia" w:hAnsi="Cambria Math"/>
+            </w:rPr>
+            <m:t>Роутер→Коммутато</m:t>
+          </m:r>
+          <m:sSub>
+            <m:sSubPr>
+              <m:ctrlPr>
+                <w:rPr>
+                  <w:rFonts w:ascii="Cambria Math" w:eastAsiaTheme="minorEastAsia" w:hAnsi="Cambria Math"/>
+                  <w:i/>
+                </w:rPr>
+              </m:ctrlPr>
+            </m:sSubPr>
+            <m:e>
+              <m:r>
+                <w:rPr>
+                  <w:rFonts w:ascii="Cambria Math" w:eastAsiaTheme="minorEastAsia" w:hAnsi="Cambria Math"/>
+                </w:rPr>
+                <m:t>р</m:t>
+              </m:r>
+            </m:e>
+            <m:sub>
+              <m:r>
+                <w:rPr>
+                  <w:rFonts w:ascii="Cambria Math" w:eastAsiaTheme="minorEastAsia" w:hAnsi="Cambria Math"/>
+                </w:rPr>
+                <m:t>ПП</m:t>
+              </m:r>
+            </m:sub>
+          </m:sSub>
+        </m:oMath>
+      </m:oMathPara>
+    </w:p>
+    <w:p>
+      <w:pPr>
+        <w:pStyle w:val="a5"/>
+        <w:ind w:firstLine="0"/>
+        <w:jc w:val="center"/>
+        <w:rPr>
+          <w:rFonts w:eastAsiaTheme="minorEastAsia"/>
+        </w:rPr>
+      </w:pPr>
+      <m:oMathPara>
+        <m:oMath>
+          <m:r>
+            <w:rPr>
+              <w:rFonts w:ascii="Cambria Math" w:eastAsiaTheme="minorEastAsia" w:hAnsi="Cambria Math"/>
+            </w:rPr>
+            <m:t>→П</m:t>
+          </m:r>
+          <m:sSub>
+            <m:sSubPr>
+              <m:ctrlPr>
+                <w:rPr>
+                  <w:rFonts w:ascii="Cambria Math" w:eastAsiaTheme="minorEastAsia" w:hAnsi="Cambria Math"/>
+                  <w:i/>
+                </w:rPr>
+              </m:ctrlPr>
+            </m:sSubPr>
+            <m:e>
+              <m:r>
+                <w:rPr>
+                  <w:rFonts w:ascii="Cambria Math" w:eastAsiaTheme="minorEastAsia" w:hAnsi="Cambria Math"/>
+                </w:rPr>
+                <m:t>К</m:t>
+              </m:r>
+            </m:e>
+            <m:sub>
+              <m:r>
+                <w:rPr>
+                  <w:rFonts w:ascii="Cambria Math" w:eastAsiaTheme="minorEastAsia" w:hAnsi="Cambria Math"/>
+                </w:rPr>
+                <m:t>ПП</m:t>
+              </m:r>
+            </m:sub>
+          </m:sSub>
+          <m:d>
+            <m:dPr>
+              <m:ctrlPr>
+                <w:rPr>
+                  <w:rFonts w:ascii="Cambria Math" w:eastAsiaTheme="minorEastAsia" w:hAnsi="Cambria Math"/>
+                  <w:i/>
+                </w:rPr>
+              </m:ctrlPr>
+            </m:dPr>
+            <m:e>
+              <m:r>
+                <w:rPr>
+                  <w:rFonts w:ascii="Cambria Math" w:eastAsiaTheme="minorEastAsia" w:hAnsi="Cambria Math"/>
+                </w:rPr>
+                <m:t>Принимает пинг и посылает ответный</m:t>
+              </m:r>
+            </m:e>
+          </m:d>
+        </m:oMath>
+      </m:oMathPara>
+    </w:p>
+    <w:p>
+      <w:pPr>
+        <w:pStyle w:val="a5"/>
+        <w:ind w:firstLine="0"/>
+        <w:jc w:val="center"/>
+        <w:rPr>
+          <w:rFonts w:eastAsiaTheme="minorEastAsia"/>
+        </w:rPr>
+      </w:pPr>
+      <m:oMathPara>
+        <m:oMath>
+          <m:r>
+            <w:rPr>
+              <w:rFonts w:ascii="Cambria Math" w:eastAsiaTheme="minorEastAsia" w:hAnsi="Cambria Math"/>
+            </w:rPr>
+            <m:t>→Коммутато</m:t>
+          </m:r>
+          <m:sSub>
+            <m:sSubPr>
+              <m:ctrlPr>
+                <w:rPr>
+                  <w:rFonts w:ascii="Cambria Math" w:eastAsiaTheme="minorEastAsia" w:hAnsi="Cambria Math"/>
+                  <w:i/>
+                </w:rPr>
+              </m:ctrlPr>
+            </m:sSubPr>
+            <m:e>
+              <m:r>
+                <w:rPr>
+                  <w:rFonts w:ascii="Cambria Math" w:eastAsiaTheme="minorEastAsia" w:hAnsi="Cambria Math"/>
+                </w:rPr>
+                <m:t>р</m:t>
+              </m:r>
+            </m:e>
+            <m:sub>
+              <m:r>
+                <w:rPr>
+                  <w:rFonts w:ascii="Cambria Math" w:eastAsiaTheme="minorEastAsia" w:hAnsi="Cambria Math"/>
+                </w:rPr>
+                <m:t>ПП</m:t>
+              </m:r>
+            </m:sub>
+          </m:sSub>
+          <m:r>
+            <w:rPr>
+              <w:rFonts w:ascii="Cambria Math" w:eastAsiaTheme="minorEastAsia" w:hAnsi="Cambria Math"/>
+            </w:rPr>
+            <m:t>→Роутер→Коммутато</m:t>
+          </m:r>
+          <m:sSub>
+            <m:sSubPr>
+              <m:ctrlPr>
+                <w:rPr>
+                  <w:rFonts w:ascii="Cambria Math" w:eastAsiaTheme="minorEastAsia" w:hAnsi="Cambria Math"/>
+                  <w:i/>
+                </w:rPr>
+              </m:ctrlPr>
+            </m:sSubPr>
+            <m:e>
+              <m:r>
+                <w:rPr>
+                  <w:rFonts w:ascii="Cambria Math" w:eastAsiaTheme="minorEastAsia" w:hAnsi="Cambria Math"/>
+                </w:rPr>
+                <m:t>р</m:t>
+              </m:r>
+            </m:e>
+            <m:sub>
+              <m:r>
+                <w:rPr>
+                  <w:rFonts w:ascii="Cambria Math" w:eastAsiaTheme="minorEastAsia" w:hAnsi="Cambria Math"/>
+                </w:rPr>
+                <m:t>ЛП</m:t>
+              </m:r>
+            </m:sub>
+          </m:sSub>
+        </m:oMath>
+      </m:oMathPara>
+    </w:p>
+    <w:p>
+      <w:pPr>
+        <w:pStyle w:val="a5"/>
+        <w:ind w:firstLine="0"/>
+        <w:jc w:val="center"/>
+      </w:pPr>
+      <m:oMathPara>
+        <m:oMath>
+          <m:r>
+            <w:rPr>
+              <w:rFonts w:ascii="Cambria Math" w:eastAsiaTheme="minorEastAsia" w:hAnsi="Cambria Math"/>
+            </w:rPr>
+            <m:t>→П</m:t>
+          </m:r>
+          <m:sSub>
+            <m:sSubPr>
+              <m:ctrlPr>
+                <w:rPr>
+                  <w:rFonts w:ascii="Cambria Math" w:eastAsiaTheme="minorEastAsia" w:hAnsi="Cambria Math"/>
+                  <w:i/>
+                </w:rPr>
+              </m:ctrlPr>
+            </m:sSubPr>
+            <m:e>
+              <m:r>
+                <w:rPr>
+                  <w:rFonts w:ascii="Cambria Math" w:eastAsiaTheme="minorEastAsia" w:hAnsi="Cambria Math"/>
+                </w:rPr>
+                <m:t>К</m:t>
+              </m:r>
+            </m:e>
+            <m:sub>
+              <m:r>
+                <w:rPr>
+                  <w:rFonts w:ascii="Cambria Math" w:eastAsiaTheme="minorEastAsia" w:hAnsi="Cambria Math"/>
+                </w:rPr>
+                <m:t>ЛП</m:t>
+              </m:r>
+            </m:sub>
+          </m:sSub>
+          <m:r>
+            <w:rPr>
+              <w:rFonts w:ascii="Cambria Math" w:eastAsiaTheme="minorEastAsia" w:hAnsi="Cambria Math"/>
+            </w:rPr>
+            <m:t>(Принимает ответный пинг)</m:t>
+          </m:r>
+        </m:oMath>
+      </m:oMathPara>
+    </w:p>
+    <w:p>
+      <w:pPr>
+        <w:pStyle w:val="a5"/>
+        <w:ind w:firstLine="0"/>
+      </w:pPr>
+    </w:p>
+    <w:p>
+      <w:pPr>
+        <w:pStyle w:val="a5"/>
+        <w:ind w:firstLine="0"/>
+        <w:jc w:val="center"/>
+        <w:rPr>
+          <w:noProof/>
+          <w:lang w:val="en-US"/>
+        </w:rPr>
+      </w:pPr>
+      <w:r>
+        <w:rPr>
+          <w:noProof/>
+          <w:lang w:val="en-US"/>
+        </w:rPr>
+        <w:lastRenderedPageBreak/>
+        <w:drawing>
+          <wp:inline distT="0" distB="0" distL="0" distR="0" wp14:anchorId="456BCDD5" wp14:editId="3ACD6B35">
+            <wp:extent cx="2922059" cy="2668772"/>
+            <wp:effectExtent l="0" t="0" r="0" b="0"/>
+            <wp:docPr id="336787010" name="Рисунок 1"/>
+            <wp:cNvGraphicFramePr>
+              <a:graphicFrameLocks xmlns:a="http://schemas.openxmlformats.org/drawingml/2006/main" noChangeAspect="1"/>
+            </wp:cNvGraphicFramePr>
+            <a:graphic xmlns:a="http://schemas.openxmlformats.org/drawingml/2006/main">
+              <a:graphicData uri="http://schemas.openxmlformats.org/drawingml/2006/picture">
+                <pic:pic xmlns:pic="http://schemas.openxmlformats.org/drawingml/2006/picture">
+                  <pic:nvPicPr>
+                    <pic:cNvPr id="336787010" name=""/>
+                    <pic:cNvPicPr/>
+                  </pic:nvPicPr>
+                  <pic:blipFill>
+                    <a:blip r:embed="rId13"/>
+                    <a:stretch>
+                      <a:fillRect/>
+                    </a:stretch>
+                  </pic:blipFill>
+                  <pic:spPr>
+                    <a:xfrm>
+                      <a:off x="0" y="0"/>
+                      <a:ext cx="2932956" cy="2678725"/>
+                    </a:xfrm>
+                    <a:prstGeom prst="rect">
+                      <a:avLst/>
+                    </a:prstGeom>
+                  </pic:spPr>
+                </pic:pic>
+              </a:graphicData>
+            </a:graphic>
+          </wp:inline>
+        </w:drawing>
+      </w:r>
+      <w:r>
+        <w:rPr>
+          <w:noProof/>
+          <w:lang w:val="en-US"/>
+        </w:rPr>
+        <w:drawing>
+          <wp:inline distT="0" distB="0" distL="0" distR="0" wp14:anchorId="3082B548" wp14:editId="74157621">
+            <wp:extent cx="2955851" cy="2594926"/>
+            <wp:effectExtent l="0" t="0" r="0" b="0"/>
+            <wp:docPr id="68878179" name="Рисунок 1"/>
+            <wp:cNvGraphicFramePr>
+              <a:graphicFrameLocks xmlns:a="http://schemas.openxmlformats.org/drawingml/2006/main" noChangeAspect="1"/>
+            </wp:cNvGraphicFramePr>
+            <a:graphic xmlns:a="http://schemas.openxmlformats.org/drawingml/2006/main">
+              <a:graphicData uri="http://schemas.openxmlformats.org/drawingml/2006/picture">
+                <pic:pic xmlns:pic="http://schemas.openxmlformats.org/drawingml/2006/picture">
+                  <pic:nvPicPr>
+                    <pic:cNvPr id="68878179" name=""/>
+                    <pic:cNvPicPr/>
+                  </pic:nvPicPr>
+                  <pic:blipFill>
+                    <a:blip r:embed="rId14"/>
+                    <a:stretch>
+                      <a:fillRect/>
+                    </a:stretch>
+                  </pic:blipFill>
+                  <pic:spPr>
+                    <a:xfrm>
+                      <a:off x="0" y="0"/>
+                      <a:ext cx="2964335" cy="2602374"/>
+                    </a:xfrm>
+                    <a:prstGeom prst="rect">
+                      <a:avLst/>
+                    </a:prstGeom>
+                  </pic:spPr>
+                </pic:pic>
+              </a:graphicData>
+            </a:graphic>
+          </wp:inline>
+        </w:drawing>
+      </w:r>
+    </w:p>
+    <w:p>
+      <w:pPr>
+        <w:pStyle w:val="a5"/>
+        <w:ind w:firstLine="0"/>
+        <w:jc w:val="center"/>
+        <w:rPr>
+          <w:noProof/>
+        </w:rPr>
+      </w:pPr>
+      <w:r>
+        <w:rPr>
+          <w:noProof/>
+          <w:lang w:val="en-US"/>
+        </w:rPr>
+        <w:drawing>
+          <wp:inline distT="0" distB="0" distL="0" distR="0" wp14:anchorId="64BBE89A" wp14:editId="41013D95">
+            <wp:extent cx="2690037" cy="2455099"/>
+            <wp:effectExtent l="0" t="0" r="0" b="2540"/>
+            <wp:docPr id="1459818171" name="Рисунок 1"/>
+            <wp:cNvGraphicFramePr>
+              <a:graphicFrameLocks xmlns:a="http://schemas.openxmlformats.org/drawingml/2006/main" noChangeAspect="1"/>
+            </wp:cNvGraphicFramePr>
+            <a:graphic xmlns:a="http://schemas.openxmlformats.org/drawingml/2006/main">
+              <a:graphicData uri="http://schemas.openxmlformats.org/drawingml/2006/picture">
+                <pic:pic xmlns:pic="http://schemas.openxmlformats.org/drawingml/2006/picture">
+                  <pic:nvPicPr>
+                    <pic:cNvPr id="1459818171" name=""/>
+                    <pic:cNvPicPr/>
+                  </pic:nvPicPr>
+                  <pic:blipFill>
+                    <a:blip r:embed="rId15"/>
+                    <a:stretch>
+                      <a:fillRect/>
+                    </a:stretch>
+                  </pic:blipFill>
+                  <pic:spPr>
+                    <a:xfrm>
+                      <a:off x="0" y="0"/>
+                      <a:ext cx="2700484" cy="2464634"/>
+                    </a:xfrm>
+                    <a:prstGeom prst="rect">
+                      <a:avLst/>
+                    </a:prstGeom>
+                  </pic:spPr>
+                </pic:pic>
+              </a:graphicData>
+            </a:graphic>
+          </wp:inline>
+        </w:drawing>
+      </w:r>
+      <w:r>
+        <w:rPr>
+          <w:noProof/>
+        </w:rPr>
+        <w:t xml:space="preserve"> </w:t>
+      </w:r>
+      <w:r>
+        <w:rPr>
+          <w:noProof/>
+          <w:lang w:val="en-US"/>
+        </w:rPr>
+        <w:drawing>
+          <wp:inline distT="0" distB="0" distL="0" distR="0" wp14:anchorId="1B05896B" wp14:editId="33E6D1C7">
+            <wp:extent cx="2785730" cy="2464299"/>
+            <wp:effectExtent l="0" t="0" r="0" b="0"/>
+            <wp:docPr id="945171656" name="Рисунок 1"/>
+            <wp:cNvGraphicFramePr>
+              <a:graphicFrameLocks xmlns:a="http://schemas.openxmlformats.org/drawingml/2006/main" noChangeAspect="1"/>
+            </wp:cNvGraphicFramePr>
+            <a:graphic xmlns:a="http://schemas.openxmlformats.org/drawingml/2006/main">
+              <a:graphicData uri="http://schemas.openxmlformats.org/drawingml/2006/picture">
+                <pic:pic xmlns:pic="http://schemas.openxmlformats.org/drawingml/2006/picture">
+                  <pic:nvPicPr>
+                    <pic:cNvPr id="945171656" name=""/>
+                    <pic:cNvPicPr/>
+                  </pic:nvPicPr>
+                  <pic:blipFill>
+                    <a:blip r:embed="rId16"/>
+                    <a:stretch>
+                      <a:fillRect/>
+                    </a:stretch>
+                  </pic:blipFill>
+                  <pic:spPr>
+                    <a:xfrm>
+                      <a:off x="0" y="0"/>
+                      <a:ext cx="2799633" cy="2476598"/>
+                    </a:xfrm>
+                    <a:prstGeom prst="rect">
+                      <a:avLst/>
+                    </a:prstGeom>
+                  </pic:spPr>
+                </pic:pic>
+              </a:graphicData>
+            </a:graphic>
+          </wp:inline>
+        </w:drawing>
+      </w:r>
+    </w:p>
+    <w:p>
+      <w:pPr>
+        <w:pStyle w:val="a5"/>
+        <w:ind w:firstLine="0"/>
+        <w:jc w:val="center"/>
+        <w:rPr>
+          <w:noProof/>
+        </w:rPr>
+      </w:pPr>
+      <w:r>
+        <w:rPr>
+          <w:noProof/>
+        </w:rPr>
+        <w:t xml:space="preserve">Рисунок 7 – детали </w:t>
+      </w:r>
+      <w:r>
+        <w:rPr>
+          <w:noProof/>
+          <w:lang w:val="en-US"/>
+        </w:rPr>
+        <w:t>PDU</w:t>
+      </w:r>
+      <w:r>
+        <w:rPr>
+          <w:noProof/>
+        </w:rPr>
+        <w:t xml:space="preserve"> </w:t>
+      </w:r>
+      <w:r>
+        <w:rPr>
+          <w:noProof/>
+        </w:rPr>
+        <w:t>для посылаемых пакетов между подсетями в разные моменты времени.</w:t>
+      </w:r>
+    </w:p>
+    <w:p>
+      <w:pPr>
+        <w:pStyle w:val="a5"/>
+        <w:ind w:firstLine="0"/>
+        <w:rPr>
+          <w:noProof/>
+        </w:rPr>
+      </w:pPr>
+    </w:p>
+    <w:p>
+      <w:pPr>
+        <w:pStyle w:val="a5"/>
+      </w:pPr>
+      <w:r>
+        <w:t xml:space="preserve">7. Исследовать состав </w:t>
+      </w:r>
+      <w:r>
+        <w:rPr>
+          <w:lang w:val="en-US"/>
+        </w:rPr>
+        <w:t>ADP</w:t>
+      </w:r>
+      <w:r>
+        <w:t xml:space="preserve"> </w:t>
+      </w:r>
+      <w:r>
+        <w:t>таблиц ПК обоих подсетей и маршрутизатора (Рисунок 8).</w:t>
+      </w:r>
+      <w:r>
+        <w:t xml:space="preserve"> Адреса в таблицах пополнились новыми адресами, роутер получил адреса </w:t>
+      </w:r>
+      <w:r>
+        <w:t>ПК подсетей, а ПК адреса своих коммутаторов.</w:t>
+      </w:r>
+    </w:p>
+    <w:p>
+      <w:pPr>
+        <w:pStyle w:val="a5"/>
+        <w:ind w:firstLine="0"/>
+      </w:pPr>
+    </w:p>
+    <w:p>
+      <w:pPr>
+        <w:pStyle w:val="a5"/>
+        <w:ind w:firstLine="0"/>
+        <w:jc w:val="center"/>
+      </w:pPr>
+      <w:r>
+        <w:rPr>
+          <w:noProof/>
+        </w:rPr>
+        <w:drawing>
+          <wp:inline distT="0" distB="0" distL="0" distR="0" wp14:anchorId="648A88C9" wp14:editId="71AFFD11">
+            <wp:extent cx="2772780" cy="1058035"/>
+            <wp:effectExtent l="0" t="0" r="8890" b="8890"/>
+            <wp:docPr id="2068000660" name="Рисунок 1"/>
+            <wp:cNvGraphicFramePr>
+              <a:graphicFrameLocks xmlns:a="http://schemas.openxmlformats.org/drawingml/2006/main" noChangeAspect="1"/>
+            </wp:cNvGraphicFramePr>
+            <a:graphic xmlns:a="http://schemas.openxmlformats.org/drawingml/2006/main">
+              <a:graphicData uri="http://schemas.openxmlformats.org/drawingml/2006/picture">
+                <pic:pic xmlns:pic="http://schemas.openxmlformats.org/drawingml/2006/picture">
+                  <pic:nvPicPr>
+                    <pic:cNvPr id="2068000660" name=""/>
+                    <pic:cNvPicPr/>
+                  </pic:nvPicPr>
+                  <pic:blipFill>
+                    <a:blip r:embed="rId17"/>
+                    <a:stretch>
+                      <a:fillRect/>
+                    </a:stretch>
+                  </pic:blipFill>
+                  <pic:spPr>
+                    <a:xfrm>
+                      <a:off x="0" y="0"/>
+                      <a:ext cx="2808889" cy="1071813"/>
+                    </a:xfrm>
+                    <a:prstGeom prst="rect">
+                      <a:avLst/>
+                    </a:prstGeom>
+                  </pic:spPr>
+                </pic:pic>
+              </a:graphicData>
+            </a:graphic>
+          </wp:inline>
+        </w:drawing>
+      </w:r>
+      <w:r>
+        <w:rPr>
+          <w:noProof/>
+        </w:rPr>
+        <w:drawing>
+          <wp:inline distT="0" distB="0" distL="0" distR="0" wp14:anchorId="14A700CE" wp14:editId="51D4D171">
+            <wp:extent cx="2445488" cy="1059069"/>
+            <wp:effectExtent l="0" t="0" r="0" b="8255"/>
+            <wp:docPr id="417781211" name="Рисунок 1"/>
+            <wp:cNvGraphicFramePr>
+              <a:graphicFrameLocks xmlns:a="http://schemas.openxmlformats.org/drawingml/2006/main" noChangeAspect="1"/>
+            </wp:cNvGraphicFramePr>
+            <a:graphic xmlns:a="http://schemas.openxmlformats.org/drawingml/2006/main">
+              <a:graphicData uri="http://schemas.openxmlformats.org/drawingml/2006/picture">
+                <pic:pic xmlns:pic="http://schemas.openxmlformats.org/drawingml/2006/picture">
+                  <pic:nvPicPr>
+                    <pic:cNvPr id="417781211" name=""/>
+                    <pic:cNvPicPr/>
+                  </pic:nvPicPr>
+                  <pic:blipFill>
+                    <a:blip r:embed="rId18"/>
+                    <a:stretch>
+                      <a:fillRect/>
+                    </a:stretch>
+                  </pic:blipFill>
+                  <pic:spPr>
+                    <a:xfrm>
+                      <a:off x="0" y="0"/>
+                      <a:ext cx="2486869" cy="1076990"/>
+                    </a:xfrm>
+                    <a:prstGeom prst="rect">
+                      <a:avLst/>
+                    </a:prstGeom>
+                  </pic:spPr>
+                </pic:pic>
+              </a:graphicData>
+            </a:graphic>
+          </wp:inline>
+        </w:drawing>
+      </w:r>
+      <w:r>
+        <w:rPr>
+          <w:noProof/>
+        </w:rPr>
+        <w:drawing>
+          <wp:inline distT="0" distB="0" distL="0" distR="0" wp14:anchorId="31E58E0D" wp14:editId="4E8751C7">
+            <wp:extent cx="3429479" cy="752580"/>
+            <wp:effectExtent l="0" t="0" r="0" b="9525"/>
+            <wp:docPr id="1859940872" name="Рисунок 1"/>
+            <wp:cNvGraphicFramePr>
+              <a:graphicFrameLocks xmlns:a="http://schemas.openxmlformats.org/drawingml/2006/main" noChangeAspect="1"/>
+            </wp:cNvGraphicFramePr>
+            <a:graphic xmlns:a="http://schemas.openxmlformats.org/drawingml/2006/main">
+              <a:graphicData uri="http://schemas.openxmlformats.org/drawingml/2006/picture">
+                <pic:pic xmlns:pic="http://schemas.openxmlformats.org/drawingml/2006/picture">
+                  <pic:nvPicPr>
+                    <pic:cNvPr id="1859940872" name=""/>
+                    <pic:cNvPicPr/>
+                  </pic:nvPicPr>
+                  <pic:blipFill>
+                    <a:blip r:embed="rId19"/>
+                    <a:stretch>
+                      <a:fillRect/>
+                    </a:stretch>
+                  </pic:blipFill>
+                  <pic:spPr>
+                    <a:xfrm>
+                      <a:off x="0" y="0"/>
+                      <a:ext cx="3429479" cy="752580"/>
+                    </a:xfrm>
+                    <a:prstGeom prst="rect">
+                      <a:avLst/>
+                    </a:prstGeom>
+                  </pic:spPr>
+                </pic:pic>
+              </a:graphicData>
+            </a:graphic>
+          </wp:inline>
+        </w:drawing>
+      </w:r>
+    </w:p>
+    <w:p>
+      <w:pPr>
+        <w:pStyle w:val="a5"/>
+        <w:ind w:firstLine="0"/>
+        <w:jc w:val="center"/>
+      </w:pPr>
+      <w:r>
+        <w:t xml:space="preserve">Рисунок 8 </w:t>
+      </w:r>
+      <w:r>
+        <w:t>–</w:t>
+      </w:r>
+      <w:r>
+        <w:t xml:space="preserve"> </w:t>
+      </w:r>
+      <w:r>
+        <w:t xml:space="preserve">Таблицы </w:t>
+      </w:r>
+      <w:r>
+        <w:rPr>
+          <w:lang w:val="en-US"/>
+        </w:rPr>
+        <w:t>ADP</w:t>
+      </w:r>
+    </w:p>
+    <w:p>
+      <w:pPr>
+        <w:pStyle w:val="a5"/>
+        <w:ind w:firstLine="0"/>
+        <w:rPr>
+          <w:lang w:val="en-US"/>
+        </w:rPr>
+      </w:pPr>
+      <w:r>
+        <w:lastRenderedPageBreak/>
+        <w:tab/>
+      </w:r>
+      <w:r>
+        <w:t>Вывод</w:t>
+      </w:r>
+      <w:r>
+        <w:rPr>
+          <w:lang w:val="en-US"/>
+        </w:rPr>
+        <w:t>:</w:t>
+      </w:r>
+    </w:p>
+    <w:p>
+      <w:pPr>
+        <w:pStyle w:val="a5"/>
+      </w:pPr>
+      <w:r>
+        <w:t>В ходе данной лабораторной</w:t>
+      </w:r>
+      <w:r>
+        <w:t xml:space="preserve"> работы </w:t>
+      </w:r>
+      <w:r>
+        <w:t>были</w:t>
+      </w:r>
+      <w:r>
+        <w:t xml:space="preserve"> углублен</w:t>
+      </w:r>
+      <w:r>
+        <w:t>ы</w:t>
+      </w:r>
+      <w:r>
+        <w:t xml:space="preserve"> теоретически</w:t>
+      </w:r>
+      <w:r>
+        <w:t>е</w:t>
+      </w:r>
+      <w:r>
+        <w:t xml:space="preserve"> знани</w:t>
+      </w:r>
+      <w:r>
+        <w:t>я</w:t>
+      </w:r>
+      <w:r>
+        <w:t xml:space="preserve"> по архитектуре протоколов стека TCP/IP, исследован</w:t>
+      </w:r>
+      <w:r>
+        <w:t>ы</w:t>
+      </w:r>
+      <w:r>
+        <w:t xml:space="preserve"> способ</w:t>
+      </w:r>
+      <w:r>
+        <w:t>ы</w:t>
+      </w:r>
+      <w:r>
+        <w:t xml:space="preserve"> разрешения адресов, контроля и управления сетью, а также приобретен</w:t>
+      </w:r>
+      <w:r>
+        <w:t>ы</w:t>
+      </w:r>
+      <w:r>
+        <w:t xml:space="preserve"> практически</w:t>
+      </w:r>
+      <w:r>
+        <w:t>е</w:t>
+      </w:r>
+      <w:r>
+        <w:t xml:space="preserve"> навык</w:t>
+      </w:r>
+      <w:r>
+        <w:t>и</w:t>
+      </w:r>
+      <w:r>
+        <w:t xml:space="preserve"> конфигурации и исследования функционирования компьютерных сетей.</w:t>
+      </w:r>
+    </w:p>
+    <w:p>
+      <w:pPr>
+        <w:pStyle w:val="a5"/>
+        <w:ind w:firstLine="0"/>
+      </w:pPr>
+    </w:p>
+    <w:p>
+      <w:pPr>
+        <w:pStyle w:val="a5"/>
+        <w:ind w:firstLine="0"/>
+      </w:pPr>
     </w:p>
     <w:sectPr>
       <w:pgSz w:w="11906" w:h="16838"/>
@@ -914,6 +2533,7 @@
   <w:style w:type="character" w:default="1" w:styleId="a0">
     <w:name w:val="Default Paragraph Font"/>
     <w:uiPriority w:val="1"/>
+    <w:semiHidden/>
     <w:unhideWhenUsed/>
   </w:style>
   <w:style w:type="table" w:default="1" w:styleId="a1">
@@ -1293,6 +2913,16 @@
       <w:smallCaps/>
       <w:color w:val="2F5496" w:themeColor="accent1" w:themeShade="BF"/>
       <w:spacing w:val="5"/>
+    </w:rPr>
+  </w:style>
+  <w:style w:type="character" w:styleId="af0">
+    <w:name w:val="Placeholder Text"/>
+    <w:basedOn w:val="a0"/>
+    <w:uiPriority w:val="99"/>
+    <w:semiHidden/>
+    <w:rsid w:val="0037642E"/>
+    <w:rPr>
+      <w:color w:val="666666"/>
     </w:rPr>
   </w:style>
 </w:styles>
@@ -1591,4 +3221,16 @@
     </a:ext>
   </a:extLst>
 </a:theme>
+</file>
+
+<file path=customXml/item1.xml><?xml version="1.0" encoding="utf-8"?>
+<b:Sources xmlns:b="http://schemas.openxmlformats.org/officeDocument/2006/bibliography" xmlns="http://schemas.openxmlformats.org/officeDocument/2006/bibliography" SelectedStyle="\APASixthEditionOfficeOnline.xsl" StyleName="APA" Version="6"/>
+</file>
+
+<file path=customXml/itemProps1.xml><?xml version="1.0" encoding="utf-8"?>
+<ds:datastoreItem xmlns:ds="http://schemas.openxmlformats.org/officeDocument/2006/customXml" ds:itemID="{6347ADA1-EB0F-448F-823A-564CC788B827}">
+  <ds:schemaRefs>
+    <ds:schemaRef ds:uri="http://schemas.openxmlformats.org/officeDocument/2006/bibliography"/>
+  </ds:schemaRefs>
+</ds:datastoreItem>
 </file>
--- a/Инфокоммуникационные системы и сети/Лабы/Лабораторная работа #6/Лабораторная работа #6.docx
+++ b/Инфокоммуникационные системы и сети/Лабы/Лабораторная работа #6/Лабораторная работа #6.docx
@@ -1,6 +1,6 @@
 
 <file path=word/document.xml><?xml version="1.0" encoding="utf-8"?>
-<w:document xmlns:wpc="http://schemas.microsoft.com/office/word/2010/wordprocessingCanvas" xmlns:cx="http://schemas.microsoft.com/office/drawing/2014/chartex" xmlns:cx1="http://schemas.microsoft.com/office/drawing/2015/9/8/chartex" xmlns:cx2="http://schemas.microsoft.com/office/drawing/2015/10/21/chartex" xmlns:cx3="http://schemas.microsoft.com/office/drawing/2016/5/9/chartex" xmlns:cx4="http://schemas.microsoft.com/office/drawing/2016/5/10/chartex" xmlns:cx5="http://schemas.microsoft.com/office/drawing/2016/5/11/chartex" xmlns:cx6="http://schemas.microsoft.com/office/drawing/2016/5/12/chartex" xmlns:cx7="http://schemas.microsoft.com/office/drawing/2016/5/13/chartex" xmlns:cx8="http://schemas.microsoft.com/office/drawing/2016/5/14/chartex" xmlns:mc="http://schemas.openxmlformats.org/markup-compatibility/2006" xmlns:aink="http://schemas.microsoft.com/office/drawing/2016/ink" xmlns:am3d="http://schemas.microsoft.com/office/drawing/2017/model3d" xmlns:o="urn:schemas-microsoft-com:office:office" xmlns:oel="http://schemas.microsoft.com/office/2019/extlst" xmlns:r="http://schemas.openxmlformats.org/officeDocument/2006/relationships" xmlns:m="http://schemas.openxmlformats.org/officeDocument/2006/math" xmlns:v="urn:schemas-microsoft-com:vml" xmlns:wp14="http://schemas.microsoft.com/office/word/2010/wordprocessingDrawing" xmlns:wp="http://schemas.openxmlformats.org/drawingml/2006/wordprocessingDrawing" xmlns:w10="urn:schemas-microsoft-com:office:word" xmlns:w="http://schemas.openxmlformats.org/wordprocessingml/2006/main" xmlns:w14="http://schemas.microsoft.com/office/word/2010/wordml" xmlns:w15="http://schemas.microsoft.com/office/word/2012/wordml" xmlns:w16cex="http://schemas.microsoft.com/office/word/2018/wordml/cex" xmlns:w16cid="http://schemas.microsoft.com/office/word/2016/wordml/cid" xmlns:w16="http://schemas.microsoft.com/office/word/2018/wordml" xmlns:w16du="http://schemas.microsoft.com/office/word/2023/wordml/word16du" xmlns:w16sdtdh="http://schemas.microsoft.com/office/word/2020/wordml/sdtdatahash" xmlns:w16sdtfl="http://schemas.microsoft.com/office/word/2024/wordml/sdtformatlock" xmlns:w16se="http://schemas.microsoft.com/office/word/2015/wordml/symex" xmlns:wpg="http://schemas.microsoft.com/office/word/2010/wordprocessingGroup" xmlns:wpi="http://schemas.microsoft.com/office/word/2010/wordprocessingInk" xmlns:wne="http://schemas.microsoft.com/office/word/2006/wordml" xmlns:wps="http://schemas.microsoft.com/office/word/2010/wordprocessingShape" mc:Ignorable="w14 w15 w16se w16cid w16 w16cex w16sdtdh w16sdtfl w16du wp14">
+<w:document xmlns:wpc="http://schemas.microsoft.com/office/word/2010/wordprocessingCanvas" xmlns:cx="http://schemas.microsoft.com/office/drawing/2014/chartex" xmlns:cx1="http://schemas.microsoft.com/office/drawing/2015/9/8/chartex" xmlns:cx2="http://schemas.microsoft.com/office/drawing/2015/10/21/chartex" xmlns:cx3="http://schemas.microsoft.com/office/drawing/2016/5/9/chartex" xmlns:cx4="http://schemas.microsoft.com/office/drawing/2016/5/10/chartex" xmlns:cx5="http://schemas.microsoft.com/office/drawing/2016/5/11/chartex" xmlns:cx6="http://schemas.microsoft.com/office/drawing/2016/5/12/chartex" xmlns:cx7="http://schemas.microsoft.com/office/drawing/2016/5/13/chartex" xmlns:cx8="http://schemas.microsoft.com/office/drawing/2016/5/14/chartex" xmlns:mc="http://schemas.openxmlformats.org/markup-compatibility/2006" xmlns:aink="http://schemas.microsoft.com/office/drawing/2016/ink" xmlns:am3d="http://schemas.microsoft.com/office/drawing/2017/model3d" xmlns:o="urn:schemas-microsoft-com:office:office" xmlns:r="http://schemas.openxmlformats.org/officeDocument/2006/relationships" xmlns:m="http://schemas.openxmlformats.org/officeDocument/2006/math" xmlns:v="urn:schemas-microsoft-com:vml" xmlns:wp14="http://schemas.microsoft.com/office/word/2010/wordprocessingDrawing" xmlns:wp="http://schemas.openxmlformats.org/drawingml/2006/wordprocessingDrawing" xmlns:w10="urn:schemas-microsoft-com:office:word" xmlns:w="http://schemas.openxmlformats.org/wordprocessingml/2006/main" xmlns:w14="http://schemas.microsoft.com/office/word/2010/wordml" xmlns:w15="http://schemas.microsoft.com/office/word/2012/wordml" xmlns:w16cex="http://schemas.microsoft.com/office/word/2018/wordml/cex" xmlns:w16cid="http://schemas.microsoft.com/office/word/2016/wordml/cid" xmlns:w16="http://schemas.microsoft.com/office/word/2018/wordml" xmlns:w16sdtdh="http://schemas.microsoft.com/office/word/2020/wordml/sdtdatahash" xmlns:w16se="http://schemas.microsoft.com/office/word/2015/wordml/symex" xmlns:wpg="http://schemas.microsoft.com/office/word/2010/wordprocessingGroup" xmlns:wpi="http://schemas.microsoft.com/office/word/2010/wordprocessingInk" xmlns:wne="http://schemas.microsoft.com/office/word/2006/wordml" xmlns:wps="http://schemas.microsoft.com/office/word/2010/wordprocessingShape" mc:Ignorable="w14 w15 w16se w16cid w16 w16cex w16sdtdh wp14">
   <w:body>
     <w:p>
       <w:pPr>
@@ -138,7 +138,23 @@
         <w:t>.</w:t>
       </w:r>
       <w:r>
-        <w:t xml:space="preserve"> Выполнить в режиме симулирования (Simulation) пингование между персональными компьютерами левой подсети и записать типы используемых пакетов и последовательность обмена пакетами между всеми устройствами сети. </w:t>
+        <w:t xml:space="preserve"> Выполнить в режиме симулирования (</w:t>
+      </w:r>
+      <w:proofErr w:type="spellStart"/>
+      <w:r>
+        <w:t>Simulation</w:t>
+      </w:r>
+      <w:proofErr w:type="spellEnd"/>
+      <w:r>
+        <w:t xml:space="preserve">) </w:t>
+      </w:r>
+      <w:proofErr w:type="spellStart"/>
+      <w:r>
+        <w:t>пингование</w:t>
+      </w:r>
+      <w:proofErr w:type="spellEnd"/>
+      <w:r>
+        <w:t xml:space="preserve"> между персональными компьютерами левой подсети и записать типы используемых пакетов и последовательность обмена пакетами между всеми устройствами сети. </w:t>
       </w:r>
     </w:p>
     <w:p>
@@ -180,7 +196,15 @@
         <w:t>.</w:t>
       </w:r>
       <w:r>
-        <w:t xml:space="preserve"> Выполнить в режиме симулирования пингование между персональными компьютерами левой подсети и персональными компьютерами правой подсети и записать типы используемых пакетов и последовательность обмена пакетами между всеми устройствами сети. </w:t>
+        <w:t xml:space="preserve"> Выполнить в режиме симулирования </w:t>
+      </w:r>
+      <w:proofErr w:type="spellStart"/>
+      <w:r>
+        <w:t>пингование</w:t>
+      </w:r>
+      <w:proofErr w:type="spellEnd"/>
+      <w:r>
+        <w:t xml:space="preserve"> между персональными компьютерами левой подсети и персональными компьютерами правой подсети и записать типы используемых пакетов и последовательность обмена пакетами между всеми устройствами сети. </w:t>
       </w:r>
     </w:p>
     <w:p>
@@ -499,12 +523,14 @@
       <w:r>
         <w:t xml:space="preserve"> </w:t>
       </w:r>
+      <w:proofErr w:type="spellStart"/>
       <w:r>
         <w:rPr>
           <w:lang w:val="en-US"/>
         </w:rPr>
         <w:t>FastEthernet</w:t>
       </w:r>
+      <w:proofErr w:type="spellEnd"/>
       <w:r>
         <w:t xml:space="preserve">0/0 </w:t>
       </w:r>
@@ -514,12 +540,14 @@
       <w:r>
         <w:t xml:space="preserve"> </w:t>
       </w:r>
+      <w:proofErr w:type="spellStart"/>
       <w:r>
         <w:rPr>
           <w:lang w:val="en-US"/>
         </w:rPr>
         <w:t>FastEthernet</w:t>
       </w:r>
+      <w:proofErr w:type="spellEnd"/>
       <w:r>
         <w:t xml:space="preserve">0/1 </w:t>
       </w:r>
@@ -661,7 +689,15 @@
         <w:tab/>
       </w:r>
       <w:r>
-        <w:t>4. Проводим пингование между персональными компьютерами левой подсети</w:t>
+        <w:t xml:space="preserve">4. Проводим </w:t>
+      </w:r>
+      <w:proofErr w:type="spellStart"/>
+      <w:r>
+        <w:t>пингование</w:t>
+      </w:r>
+      <w:proofErr w:type="spellEnd"/>
+      <w:r>
+        <w:t xml:space="preserve"> между персональными компьютерами левой подсети</w:t>
       </w:r>
       <w:r>
         <w:t xml:space="preserve"> (Рисунок 4)</w:t>
@@ -793,7 +829,15 @@
         <w:jc w:val="center"/>
       </w:pPr>
       <w:r>
-        <w:t>Рисунок 4 – Пингование всех ПК</w:t>
+        <w:t xml:space="preserve">Рисунок 4 – </w:t>
+      </w:r>
+      <w:proofErr w:type="spellStart"/>
+      <w:r>
+        <w:t>Пингование</w:t>
+      </w:r>
+      <w:proofErr w:type="spellEnd"/>
+      <w:r>
+        <w:t xml:space="preserve"> всех ПК</w:t>
       </w:r>
     </w:p>
     <w:p>
@@ -888,7 +932,15 @@
         <w:t xml:space="preserve"> </w:t>
       </w:r>
       <w:r>
-        <w:t xml:space="preserve">таблицы персональных компьютеров левой подсети. После пингования, </w:t>
+        <w:t xml:space="preserve">таблицы персональных компьютеров левой подсети. После </w:t>
+      </w:r>
+      <w:proofErr w:type="spellStart"/>
+      <w:r>
+        <w:t>пингования</w:t>
+      </w:r>
+      <w:proofErr w:type="spellEnd"/>
+      <w:r>
+        <w:t xml:space="preserve">, </w:t>
       </w:r>
       <w:r>
         <w:rPr>
@@ -1035,20 +1087,34 @@
       <w:pPr>
         <w:pStyle w:val="a5"/>
         <w:ind w:firstLine="0"/>
-        <w:rPr>
-          <w:rFonts w:eastAsiaTheme="minorEastAsia"/>
-        </w:rPr>
       </w:pPr>
       <w:r>
         <w:tab/>
         <w:t xml:space="preserve">6. </w:t>
       </w:r>
       <w:r>
-        <w:t>В рамках симуляции произведено пингование из персональными компьютерами левой подсети в правую, в рамках которого были записаны типы использования пакетов (Рисунок 7). Последовательность обмена пакетами следующая</w:t>
+        <w:t xml:space="preserve">В рамках симуляции произведено </w:t>
+      </w:r>
+      <w:proofErr w:type="spellStart"/>
+      <w:r>
+        <w:t>пингование</w:t>
+      </w:r>
+      <w:proofErr w:type="spellEnd"/>
+      <w:r>
+        <w:t xml:space="preserve"> из персональными компьютерами левой подсети в правую, в рамках которого были записаны типы использования пакетов (Рисунок 7). Последовательность обмена пакетами следующая</w:t>
       </w:r>
       <w:r>
         <w:t xml:space="preserve">: </w:t>
       </w:r>
+    </w:p>
+    <w:p>
+      <w:pPr>
+        <w:pStyle w:val="a5"/>
+        <w:ind w:firstLine="0"/>
+        <w:rPr>
+          <w:rFonts w:eastAsiaTheme="minorEastAsia"/>
+        </w:rPr>
+      </w:pPr>
     </w:p>
     <w:p>
       <w:pPr>
@@ -1819,9 +1885,6 @@
       <w:pPr>
         <w:pStyle w:val="a5"/>
         <w:ind w:firstLine="0"/>
-        <w:rPr>
-          <w:lang w:val="en-US"/>
-        </w:rPr>
       </w:pPr>
       <w:r>
         <w:lastRenderedPageBreak/>
@@ -1831,9 +1894,6 @@
         <w:t>Вывод</w:t>
       </w:r>
       <w:r>
-        <w:rPr>
-          <w:lang w:val="en-US"/>
-        </w:rPr>
         <w:t>:</w:t>
       </w:r>
     </w:p>
@@ -1925,7 +1985,7 @@
 </file>
 
 <file path=word/styles.xml><?xml version="1.0" encoding="utf-8"?>
-<w:styles xmlns:mc="http://schemas.openxmlformats.org/markup-compatibility/2006" xmlns:r="http://schemas.openxmlformats.org/officeDocument/2006/relationships" xmlns:w="http://schemas.openxmlformats.org/wordprocessingml/2006/main" xmlns:w14="http://schemas.microsoft.com/office/word/2010/wordml" xmlns:w15="http://schemas.microsoft.com/office/word/2012/wordml" xmlns:w16cex="http://schemas.microsoft.com/office/word/2018/wordml/cex" xmlns:w16cid="http://schemas.microsoft.com/office/word/2016/wordml/cid" xmlns:w16="http://schemas.microsoft.com/office/word/2018/wordml" xmlns:w16du="http://schemas.microsoft.com/office/word/2023/wordml/word16du" xmlns:w16sdtdh="http://schemas.microsoft.com/office/word/2020/wordml/sdtdatahash" xmlns:w16sdtfl="http://schemas.microsoft.com/office/word/2024/wordml/sdtformatlock" xmlns:w16se="http://schemas.microsoft.com/office/word/2015/wordml/symex" mc:Ignorable="w14 w15 w16se w16cid w16 w16cex w16sdtdh w16sdtfl w16du">
+<w:styles xmlns:mc="http://schemas.openxmlformats.org/markup-compatibility/2006" xmlns:r="http://schemas.openxmlformats.org/officeDocument/2006/relationships" xmlns:w="http://schemas.openxmlformats.org/wordprocessingml/2006/main" xmlns:w14="http://schemas.microsoft.com/office/word/2010/wordml" xmlns:w15="http://schemas.microsoft.com/office/word/2012/wordml" xmlns:w16cex="http://schemas.microsoft.com/office/word/2018/wordml/cex" xmlns:w16cid="http://schemas.microsoft.com/office/word/2016/wordml/cid" xmlns:w16="http://schemas.microsoft.com/office/word/2018/wordml" xmlns:w16sdtdh="http://schemas.microsoft.com/office/word/2020/wordml/sdtdatahash" xmlns:w16se="http://schemas.microsoft.com/office/word/2015/wordml/symex" mc:Ignorable="w14 w15 w16se w16cid w16 w16cex w16sdtdh">
   <w:docDefaults>
     <w:rPrDefault>
       <w:rPr>
